--- a/Arbeitsblatt_Linux_Kommandozeile.docx
+++ b/Arbeitsblatt_Linux_Kommandozeile.docx
@@ -71,7 +71,137 @@
           <w:sz w:val="22"/>
           <w:szCs w:val="22"/>
         </w:rPr>
-        <w:t xml:space="preserve">Browser-Sandbox (Link/QR-Code am Beamer) – keine Installation nötig.</w:t>
+        <w:t xml:space="preserve">Unser Workshop-Server, erreichbar per SSH – der SSH-Client steckt in jedem Windows 10/11 bereits drin.</w:t>
+      </w:r>
+    </w:p>
+    <w:p>
+      <w:pPr>
+        <w:spacing w:after="120" w:line="276"/>
+      </w:pPr>
+      <w:r>
+        <w:rPr>
+          <w:rFonts w:ascii="Calibri" w:cs="Calibri" w:eastAsia="Calibri" w:hAnsi="Calibri"/>
+          <w:b/>
+          <w:bCs/>
+          <w:sz w:val="22"/>
+          <w:szCs w:val="22"/>
+        </w:rPr>
+        <w:t xml:space="preserve">So kommt ihr auf den Server (Zugangsdaten und IP stehen am Beamer):</w:t>
+      </w:r>
+    </w:p>
+    <w:tbl>
+      <w:tblPr>
+        <w:tblW w:type="dxa" w:w="9360"/>
+        <w:tblBorders>
+          <w:top w:val="single" w:color="D1D5DB" w:sz="4"/>
+          <w:left w:val="single" w:color="D1D5DB" w:sz="4"/>
+          <w:bottom w:val="single" w:color="D1D5DB" w:sz="4"/>
+          <w:right w:val="single" w:color="D1D5DB" w:sz="4"/>
+          <w:insideH w:val="none"/>
+          <w:insideV w:val="none"/>
+        </w:tblBorders>
+      </w:tblPr>
+      <w:tblGrid>
+        <w:gridCol w:w="9360"/>
+      </w:tblGrid>
+      <w:tr>
+        <w:tc>
+          <w:tcPr>
+            <w:tcW w:type="dxa" w:w="9360"/>
+            <w:shd w:fill="F3F4F6" w:val="clear"/>
+            <w:tcMar>
+              <w:top w:type="dxa" w:w="100"/>
+              <w:left w:type="dxa" w:w="140"/>
+              <w:bottom w:type="dxa" w:w="100"/>
+              <w:right w:type="dxa" w:w="140"/>
+            </w:tcMar>
+          </w:tcPr>
+          <w:p>
+            <w:pPr>
+              <w:spacing w:after="20"/>
+            </w:pPr>
+            <w:r>
+              <w:rPr>
+                <w:rFonts w:ascii="Courier New" w:cs="Courier New" w:eastAsia="Courier New" w:hAnsi="Courier New"/>
+                <w:color w:val="1F2937"/>
+                <w:sz w:val="20"/>
+                <w:szCs w:val="20"/>
+              </w:rPr>
+              <w:t xml:space="preserve">REM PowerShell oder Eingabeaufforderung öffnen – keine Installation nötig:</w:t>
+            </w:r>
+          </w:p>
+          <w:p>
+            <w:pPr>
+              <w:spacing w:after="20"/>
+            </w:pPr>
+            <w:r>
+              <w:rPr>
+                <w:rFonts w:ascii="Courier New" w:cs="Courier New" w:eastAsia="Courier New" w:hAnsi="Courier New"/>
+                <w:color w:val="1F2937"/>
+                <w:sz w:val="20"/>
+                <w:szCs w:val="20"/>
+              </w:rPr>
+              <w:t xml:space="preserve">ssh userNN@&lt;IP-VOM-BEAMER&gt;</w:t>
+            </w:r>
+          </w:p>
+          <w:p>
+            <w:pPr>
+              <w:spacing w:after="20"/>
+            </w:pPr>
+            <w:r>
+              <w:rPr>
+                <w:rFonts w:ascii="Courier New" w:cs="Courier New" w:eastAsia="Courier New" w:hAnsi="Courier New"/>
+                <w:color w:val="1F2937"/>
+                <w:sz w:val="20"/>
+                <w:szCs w:val="20"/>
+              </w:rPr>
+              <w:t xml:space="preserve">REM Passwort: akademieNN  (bei der Eingabe erscheinen keine Zeichen – normal!)</w:t>
+            </w:r>
+          </w:p>
+          <w:p>
+            <w:pPr>
+              <w:spacing w:after="20"/>
+            </w:pPr>
+            <w:r>
+              <w:rPr>
+                <w:rFonts w:ascii="Courier New" w:cs="Courier New" w:eastAsia="Courier New" w:hAnsi="Courier New"/>
+                <w:color w:val="1F2937"/>
+                <w:sz w:val="20"/>
+                <w:szCs w:val="20"/>
+              </w:rPr>
+              <w:t xml:space="preserve">REM Beim allerersten Verbinden die Frage nach dem Fingerprint mit  yes  beantworten.</w:t>
+            </w:r>
+          </w:p>
+        </w:tc>
+      </w:tr>
+    </w:tbl>
+    <w:p>
+      <w:pPr>
+        <w:spacing w:after="120" w:line="276"/>
+      </w:pPr>
+      <w:r>
+        <w:rPr>
+          <w:rFonts w:ascii="Calibri" w:cs="Calibri" w:eastAsia="Calibri" w:hAnsi="Calibri"/>
+          <w:sz w:val="22"/>
+          <w:szCs w:val="22"/>
+        </w:rPr>
+        <w:t xml:space="preserve">Sobald der Prompt </w:t>
+      </w:r>
+      <w:r>
+        <w:rPr>
+          <w:rFonts w:ascii="Courier New" w:cs="Courier New" w:eastAsia="Courier New" w:hAnsi="Courier New"/>
+          <w:sz w:val="20"/>
+          <w:szCs w:val="20"/>
+        </w:rPr>
+        <w:t xml:space="preserve">userNN@srv:~$</w:t>
+      </w:r>
+      <w:r>
+        <w:rPr>
+          <w:rFonts w:ascii="Calibri" w:cs="Calibri" w:eastAsia="Calibri" w:hAnsi="Calibri"/>
+          <w:sz w:val="22"/>
+          <w:szCs w:val="22"/>
+        </w:rPr>
+        <w:t xml:space="preserve"> erscheint, seid ihr auf einem echten Linux-Server – genau so, wie Admins täglich arbeiten.</w:t>
       </w:r>
     </w:p>
     <w:p>
@@ -694,7 +824,7 @@
           <w:sz w:val="22"/>
           <w:szCs w:val="22"/>
         </w:rPr>
-        <w:t xml:space="preserve">Holt euch zuerst die Logdatei in euer Verzeichnis </w:t>
+        <w:t xml:space="preserve">Die Logdatei liegt bereits auf dem Server – holt euch eine eigene Kopie in euer Verzeichnis </w:t>
       </w:r>
       <w:r>
         <w:rPr>
@@ -710,7 +840,7 @@
           <w:sz w:val="22"/>
           <w:szCs w:val="22"/>
         </w:rPr>
-        <w:t xml:space="preserve"> (Download-Link am Beamer):</w:t>
+        <w:t xml:space="preserve">:</w:t>
       </w:r>
     </w:p>
     <w:tbl>
@@ -765,7 +895,7 @@
                 <w:sz w:val="20"/>
                 <w:szCs w:val="20"/>
               </w:rPr>
-              <w:t xml:space="preserve">curl -O  &lt;LINK-VOM-BEAMER&gt;/server.log</w:t>
+              <w:t xml:space="preserve">cp /srv/workshop/server.log .</w:t>
             </w:r>
           </w:p>
           <w:p>
@@ -984,15 +1114,15 @@
           <w:sz w:val="20"/>
           <w:szCs w:val="20"/>
         </w:rPr>
-        <w:t xml:space="preserve">cut -d' ' -f11</w:t>
-      </w:r>
-      <w:r>
-        <w:rPr>
-          <w:rFonts w:ascii="Calibri" w:cs="Calibri" w:eastAsia="Calibri" w:hAnsi="Calibri"/>
-          <w:sz w:val="22"/>
-          <w:szCs w:val="22"/>
-        </w:rPr>
-        <w:t xml:space="preserve">  schneidet aus jeder Zeile das 11. durch Leerzeichen getrennte Feld heraus</w:t>
+        <w:t xml:space="preserve">cut -d' ' -f14</w:t>
+      </w:r>
+      <w:r>
+        <w:rPr>
+          <w:rFonts w:ascii="Calibri" w:cs="Calibri" w:eastAsia="Calibri" w:hAnsi="Calibri"/>
+          <w:sz w:val="22"/>
+          <w:szCs w:val="22"/>
+        </w:rPr>
+        <w:t xml:space="preserve">  schneidet aus jeder Zeile das 14. durch Leerzeichen getrennte Feld heraus</w:t>
       </w:r>
     </w:p>
     <w:p>
@@ -1328,7 +1458,7 @@
           <w:sz w:val="22"/>
           <w:szCs w:val="22"/>
         </w:rPr>
-        <w:t xml:space="preserve">Genau diese Übung funktioniert 1:1 mit Ihren Schülerinnen und Schülern – in derselben Browser-Sandbox oder in WSL2 auf den Windows-Rechnern Ihrer Schule. Wie das geht, steht im Handout.</w:t>
+        <w:t xml:space="preserve">Genau diese Übung funktioniert 1:1 mit Ihren Schülerinnen und Schülern – auf einem gemeinsamen Übungsserver wie diesem (die Einrichtungsskripte bekommen Sie mit) oder in WSL2 auf den Windows-Rechnern Ihrer Schule. Wie das geht, steht im Handout.</w:t>
       </w:r>
     </w:p>
     <w:sectPr>
